--- a/project/reports/Research_Paper.docx
+++ b/project/reports/Research_Paper.docx
@@ -381,7 +381,7 @@
           <w:sz w:val="22"/>
           <w:szCs w:val="22"/>
         </w:rPr>
-        <w:t xml:space="preserve">10. Recommendations</w:t>
+        <w:t xml:space="preserve">10. Business Impact: CLV &amp; Revenue at Risk</w:t>
       </w:r>
       <w:r>
         <w:ptab w:alignment="right" w:relativeTo="margin" w:leader="dot"/>
@@ -405,7 +405,7 @@
           <w:sz w:val="22"/>
           <w:szCs w:val="22"/>
         </w:rPr>
-        <w:t xml:space="preserve">11. Limitations</w:t>
+        <w:t xml:space="preserve">11. Recommendations</w:t>
       </w:r>
       <w:r>
         <w:ptab w:alignment="right" w:relativeTo="margin" w:leader="dot"/>
@@ -416,7 +416,7 @@
           <w:sz w:val="22"/>
           <w:szCs w:val="22"/>
         </w:rPr>
-        <w:t xml:space="preserve">12</w:t>
+        <w:t xml:space="preserve">14</w:t>
       </w:r>
     </w:p>
     <w:p>
@@ -429,7 +429,7 @@
           <w:sz w:val="22"/>
           <w:szCs w:val="22"/>
         </w:rPr>
-        <w:t xml:space="preserve">12. Conclusion</w:t>
+        <w:t xml:space="preserve">12. Limitations</w:t>
       </w:r>
       <w:r>
         <w:ptab w:alignment="right" w:relativeTo="margin" w:leader="dot"/>
@@ -440,7 +440,31 @@
           <w:sz w:val="22"/>
           <w:szCs w:val="22"/>
         </w:rPr>
-        <w:t xml:space="preserve">12</w:t>
+        <w:t xml:space="preserve">15</w:t>
+      </w:r>
+    </w:p>
+    <w:p>
+      <w:pPr>
+        <w:spacing w:after="130"/>
+      </w:pPr>
+      <w:r>
+        <w:rPr>
+          <w:rFonts w:ascii="Calibri" w:cs="Calibri" w:eastAsia="Calibri" w:hAnsi="Calibri"/>
+          <w:sz w:val="22"/>
+          <w:szCs w:val="22"/>
+        </w:rPr>
+        <w:t xml:space="preserve">13. Conclusion</w:t>
+      </w:r>
+      <w:r>
+        <w:ptab w:alignment="right" w:relativeTo="margin" w:leader="dot"/>
+      </w:r>
+      <w:r>
+        <w:rPr>
+          <w:rFonts w:ascii="Calibri" w:cs="Calibri" w:eastAsia="Calibri" w:hAnsi="Calibri"/>
+          <w:sz w:val="22"/>
+          <w:szCs w:val="22"/>
+        </w:rPr>
+        <w:t xml:space="preserve">15</w:t>
       </w:r>
     </w:p>
     <w:p>
@@ -493,7 +517,7 @@
           <w:sz w:val="22"/>
           <w:szCs w:val="22"/>
         </w:rPr>
-        <w:t xml:space="preserve">We conclude that retention strategy should be re-anchored around behavior — activity and product depth — rather than account value, and we flag the 3–4 product segment (326 customers, 85.9% churn) as an operational priority requiring root-cause investigation rather than further cross-selling.</w:t>
+        <w:t xml:space="preserve">We conclude that retention strategy should be re-anchored around behavior — activity and product depth — rather than account value, and we flag the 3–4 product segment (326 customers, 85.9% churn) as an operational priority requiring root-cause investigation rather than further cross-selling. Translated into estimated dollar terms, current churn is costing this portfolio an estimated $4.36 million in annual margin, with $16.1 million in lifetime value concentrated in the 1,247-customer Premium At-Risk segment alone — giving retention efforts a clear, quantified place to start.</w:t>
       </w:r>
     </w:p>
     <w:p>
@@ -6628,7 +6652,20 @@
         <w:spacing w:after="200" w:before="400"/>
       </w:pPr>
       <w:r>
-        <w:t xml:space="preserve">10. Recommendations</w:t>
+        <w:t xml:space="preserve">10. Business Impact: Customer Lifetime Value &amp; Revenue at Risk</w:t>
+      </w:r>
+    </w:p>
+    <w:p>
+      <w:pPr>
+        <w:spacing w:after="180" w:line="276"/>
+      </w:pPr>
+      <w:r>
+        <w:rPr>
+          <w:rFonts w:ascii="Calibri" w:cs="Calibri" w:eastAsia="Calibri" w:hAnsi="Calibri"/>
+          <w:sz w:val="22"/>
+          <w:szCs w:val="22"/>
+        </w:rPr>
+        <w:t xml:space="preserve">This section translates the segments and KPIs above into dollar terms, so retention priorities can be ranked by financial exposure, not just churn percentage. The dataset contains no disclosed revenue or margin figures, so every dollar amount below is built from two clearly labeled, adjustable assumptions: a 2.5% annual net interest margin on balance (a typical retail-bank range is 2–4%), and a $150/year average fee/margin per product held. These are directional estimates for prioritization, not audited financial figures — the calculation is fully parameterized in code (src/clv_model.py) so a finance team can substitute real figures in one place and every number below updates consistently.</w:t>
       </w:r>
     </w:p>
     <w:p>
@@ -6637,7 +6674,7 @@
         <w:spacing w:after="150" w:before="300"/>
       </w:pPr>
       <w:r>
-        <w:t xml:space="preserve">10.1 Investigate, don't expand, the 3–4 product segment</w:t>
+        <w:t xml:space="preserve">10.1 Customer Lifetime Value Methodology</w:t>
       </w:r>
     </w:p>
     <w:p>
@@ -6650,7 +6687,7 @@
           <w:sz w:val="22"/>
           <w:szCs w:val="22"/>
         </w:rPr>
-        <w:t xml:space="preserve">Pause cross-sell pushes toward a 3rd or 4th product until the root cause of the 82.7–100% churn rate is understood. Recommend a targeted satisfaction survey or complaint-log review for the 326 affected customers before any further bundling campaigns.</w:t>
+        <w:t xml:space="preserve">CLV is estimated with the standard marketing-analytics approach: a segment's expected customer lifetime (in years) is 1 ÷ its annual churn rate, multiplied by its average annual margin. A customer group churning at 10% per year has an expected lifetime of 10 years; a group churning at 37% has an expected lifetime of about 2.7 years. This is a simplification — it assumes a constant churn rate over the customer's remaining lifetime and does not discount for the time value of money — but is a widely used, defensible baseline in the absence of a full survival model.</w:t>
       </w:r>
     </w:p>
     <w:p>
@@ -6659,7 +6696,458 @@
         <w:spacing w:after="150" w:before="300"/>
       </w:pPr>
       <w:r>
-        <w:t xml:space="preserve">10.2 Prioritize the Inactive Disengaged and Premium At-Risk segments</w:t>
+        <w:t xml:space="preserve">10.2 Portfolio-Level Revenue at Risk</w:t>
+      </w:r>
+    </w:p>
+    <w:tbl>
+      <w:tblPr>
+        <w:tblW w:type="dxa" w:w="9000"/>
+        <w:tblBorders>
+          <w:top w:val="single" w:color="auto" w:sz="4"/>
+          <w:left w:val="single" w:color="auto" w:sz="4"/>
+          <w:bottom w:val="single" w:color="auto" w:sz="4"/>
+          <w:right w:val="single" w:color="auto" w:sz="4"/>
+          <w:insideH w:val="single" w:color="auto" w:sz="4"/>
+          <w:insideV w:val="single" w:color="auto" w:sz="4"/>
+        </w:tblBorders>
+      </w:tblPr>
+      <w:tblGrid>
+        <w:gridCol w:w="4600"/>
+        <w:gridCol w:w="4400"/>
+      </w:tblGrid>
+      <w:tr>
+        <w:trPr>
+          <w:tblHeader/>
+        </w:trPr>
+        <w:tc>
+          <w:tcPr>
+            <w:tcW w:type="dxa" w:w="4600"/>
+            <w:shd w:fill="1E3A5F" w:val="clear"/>
+            <w:tcMar>
+              <w:top w:type="dxa" w:w="80"/>
+              <w:left w:type="dxa" w:w="120"/>
+              <w:bottom w:type="dxa" w:w="80"/>
+              <w:right w:type="dxa" w:w="120"/>
+            </w:tcMar>
+            <w:vAlign w:val="center"/>
+          </w:tcPr>
+          <w:p>
+            <w:pPr>
+              <w:jc w:val="left"/>
+            </w:pPr>
+            <w:r>
+              <w:rPr>
+                <w:rFonts w:ascii="Calibri" w:cs="Calibri" w:eastAsia="Calibri" w:hAnsi="Calibri"/>
+                <w:b/>
+                <w:bCs/>
+                <w:color w:val="FFFFFF"/>
+                <w:sz w:val="20"/>
+                <w:szCs w:val="20"/>
+              </w:rPr>
+              <w:t xml:space="preserve">Metric</w:t>
+            </w:r>
+          </w:p>
+        </w:tc>
+        <w:tc>
+          <w:tcPr>
+            <w:tcW w:type="dxa" w:w="4400"/>
+            <w:shd w:fill="1E3A5F" w:val="clear"/>
+            <w:tcMar>
+              <w:top w:type="dxa" w:w="80"/>
+              <w:left w:type="dxa" w:w="120"/>
+              <w:bottom w:type="dxa" w:w="80"/>
+              <w:right w:type="dxa" w:w="120"/>
+            </w:tcMar>
+            <w:vAlign w:val="center"/>
+          </w:tcPr>
+          <w:p>
+            <w:pPr>
+              <w:jc w:val="left"/>
+            </w:pPr>
+            <w:r>
+              <w:rPr>
+                <w:rFonts w:ascii="Calibri" w:cs="Calibri" w:eastAsia="Calibri" w:hAnsi="Calibri"/>
+                <w:b/>
+                <w:bCs/>
+                <w:color w:val="FFFFFF"/>
+                <w:sz w:val="20"/>
+                <w:szCs w:val="20"/>
+              </w:rPr>
+              <w:t xml:space="preserve">Value</w:t>
+            </w:r>
+          </w:p>
+        </w:tc>
+      </w:tr>
+      <w:tr>
+        <w:tc>
+          <w:tcPr>
+            <w:tcW w:type="dxa" w:w="4600"/>
+            <w:tcMar>
+              <w:top w:type="dxa" w:w="80"/>
+              <w:left w:type="dxa" w:w="120"/>
+              <w:bottom w:type="dxa" w:w="80"/>
+              <w:right w:type="dxa" w:w="120"/>
+            </w:tcMar>
+            <w:vAlign w:val="center"/>
+          </w:tcPr>
+          <w:p>
+            <w:pPr>
+              <w:jc w:val="left"/>
+            </w:pPr>
+            <w:r>
+              <w:rPr>
+                <w:rFonts w:ascii="Calibri" w:cs="Calibri" w:eastAsia="Calibri" w:hAnsi="Calibri"/>
+                <w:b w:val="false"/>
+                <w:bCs w:val="false"/>
+                <w:color w:val="000000"/>
+                <w:sz w:val="20"/>
+                <w:szCs w:val="20"/>
+              </w:rPr>
+              <w:t xml:space="preserve">Total estimated annual margin (portfolio)</w:t>
+            </w:r>
+          </w:p>
+        </w:tc>
+        <w:tc>
+          <w:tcPr>
+            <w:tcW w:type="dxa" w:w="4400"/>
+            <w:tcMar>
+              <w:top w:type="dxa" w:w="80"/>
+              <w:left w:type="dxa" w:w="120"/>
+              <w:bottom w:type="dxa" w:w="80"/>
+              <w:right w:type="dxa" w:w="120"/>
+            </w:tcMar>
+            <w:vAlign w:val="center"/>
+          </w:tcPr>
+          <w:p>
+            <w:pPr>
+              <w:jc w:val="left"/>
+            </w:pPr>
+            <w:r>
+              <w:rPr>
+                <w:rFonts w:ascii="Calibri" w:cs="Calibri" w:eastAsia="Calibri" w:hAnsi="Calibri"/>
+                <w:b w:val="false"/>
+                <w:bCs w:val="false"/>
+                <w:color w:val="000000"/>
+                <w:sz w:val="20"/>
+                <w:szCs w:val="20"/>
+              </w:rPr>
+              <w:t xml:space="preserve">$21,416,772</w:t>
+            </w:r>
+          </w:p>
+        </w:tc>
+      </w:tr>
+      <w:tr>
+        <w:tc>
+          <w:tcPr>
+            <w:tcW w:type="dxa" w:w="4600"/>
+            <w:shd w:fill="EEF2F7" w:val="clear"/>
+            <w:tcMar>
+              <w:top w:type="dxa" w:w="80"/>
+              <w:left w:type="dxa" w:w="120"/>
+              <w:bottom w:type="dxa" w:w="80"/>
+              <w:right w:type="dxa" w:w="120"/>
+            </w:tcMar>
+            <w:vAlign w:val="center"/>
+          </w:tcPr>
+          <w:p>
+            <w:pPr>
+              <w:jc w:val="left"/>
+            </w:pPr>
+            <w:r>
+              <w:rPr>
+                <w:rFonts w:ascii="Calibri" w:cs="Calibri" w:eastAsia="Calibri" w:hAnsi="Calibri"/>
+                <w:b w:val="false"/>
+                <w:bCs w:val="false"/>
+                <w:color w:val="000000"/>
+                <w:sz w:val="20"/>
+                <w:szCs w:val="20"/>
+              </w:rPr>
+              <w:t xml:space="preserve">Overall churn rate</w:t>
+            </w:r>
+          </w:p>
+        </w:tc>
+        <w:tc>
+          <w:tcPr>
+            <w:tcW w:type="dxa" w:w="4400"/>
+            <w:shd w:fill="EEF2F7" w:val="clear"/>
+            <w:tcMar>
+              <w:top w:type="dxa" w:w="80"/>
+              <w:left w:type="dxa" w:w="120"/>
+              <w:bottom w:type="dxa" w:w="80"/>
+              <w:right w:type="dxa" w:w="120"/>
+            </w:tcMar>
+            <w:vAlign w:val="center"/>
+          </w:tcPr>
+          <w:p>
+            <w:pPr>
+              <w:jc w:val="left"/>
+            </w:pPr>
+            <w:r>
+              <w:rPr>
+                <w:rFonts w:ascii="Calibri" w:cs="Calibri" w:eastAsia="Calibri" w:hAnsi="Calibri"/>
+                <w:b w:val="false"/>
+                <w:bCs w:val="false"/>
+                <w:color w:val="000000"/>
+                <w:sz w:val="20"/>
+                <w:szCs w:val="20"/>
+              </w:rPr>
+              <w:t xml:space="preserve">20.37%</w:t>
+            </w:r>
+          </w:p>
+        </w:tc>
+      </w:tr>
+      <w:tr>
+        <w:tc>
+          <w:tcPr>
+            <w:tcW w:type="dxa" w:w="4600"/>
+            <w:tcMar>
+              <w:top w:type="dxa" w:w="80"/>
+              <w:left w:type="dxa" w:w="120"/>
+              <w:bottom w:type="dxa" w:w="80"/>
+              <w:right w:type="dxa" w:w="120"/>
+            </w:tcMar>
+            <w:vAlign w:val="center"/>
+          </w:tcPr>
+          <w:p>
+            <w:pPr>
+              <w:jc w:val="left"/>
+            </w:pPr>
+            <w:r>
+              <w:rPr>
+                <w:rFonts w:ascii="Calibri" w:cs="Calibri" w:eastAsia="Calibri" w:hAnsi="Calibri"/>
+                <w:b w:val="false"/>
+                <w:bCs w:val="false"/>
+                <w:color w:val="000000"/>
+                <w:sz w:val="20"/>
+                <w:szCs w:val="20"/>
+              </w:rPr>
+              <w:t xml:space="preserve">Expected annual revenue loss to churn</w:t>
+            </w:r>
+          </w:p>
+        </w:tc>
+        <w:tc>
+          <w:tcPr>
+            <w:tcW w:type="dxa" w:w="4400"/>
+            <w:tcMar>
+              <w:top w:type="dxa" w:w="80"/>
+              <w:left w:type="dxa" w:w="120"/>
+              <w:bottom w:type="dxa" w:w="80"/>
+              <w:right w:type="dxa" w:w="120"/>
+            </w:tcMar>
+            <w:vAlign w:val="center"/>
+          </w:tcPr>
+          <w:p>
+            <w:pPr>
+              <w:jc w:val="left"/>
+            </w:pPr>
+            <w:r>
+              <w:rPr>
+                <w:rFonts w:ascii="Calibri" w:cs="Calibri" w:eastAsia="Calibri" w:hAnsi="Calibri"/>
+                <w:b w:val="false"/>
+                <w:bCs w:val="false"/>
+                <w:color w:val="000000"/>
+                <w:sz w:val="20"/>
+                <w:szCs w:val="20"/>
+              </w:rPr>
+              <w:t xml:space="preserve">$4,362,597</w:t>
+            </w:r>
+          </w:p>
+        </w:tc>
+      </w:tr>
+      <w:tr>
+        <w:tc>
+          <w:tcPr>
+            <w:tcW w:type="dxa" w:w="4600"/>
+            <w:shd w:fill="EEF2F7" w:val="clear"/>
+            <w:tcMar>
+              <w:top w:type="dxa" w:w="80"/>
+              <w:left w:type="dxa" w:w="120"/>
+              <w:bottom w:type="dxa" w:w="80"/>
+              <w:right w:type="dxa" w:w="120"/>
+            </w:tcMar>
+            <w:vAlign w:val="center"/>
+          </w:tcPr>
+          <w:p>
+            <w:pPr>
+              <w:jc w:val="left"/>
+            </w:pPr>
+            <w:r>
+              <w:rPr>
+                <w:rFonts w:ascii="Calibri" w:cs="Calibri" w:eastAsia="Calibri" w:hAnsi="Calibri"/>
+                <w:b w:val="false"/>
+                <w:bCs w:val="false"/>
+                <w:color w:val="000000"/>
+                <w:sz w:val="20"/>
+                <w:szCs w:val="20"/>
+              </w:rPr>
+              <w:t xml:space="preserve">Premium At-Risk customers</w:t>
+            </w:r>
+          </w:p>
+        </w:tc>
+        <w:tc>
+          <w:tcPr>
+            <w:tcW w:type="dxa" w:w="4400"/>
+            <w:shd w:fill="EEF2F7" w:val="clear"/>
+            <w:tcMar>
+              <w:top w:type="dxa" w:w="80"/>
+              <w:left w:type="dxa" w:w="120"/>
+              <w:bottom w:type="dxa" w:w="80"/>
+              <w:right w:type="dxa" w:w="120"/>
+            </w:tcMar>
+            <w:vAlign w:val="center"/>
+          </w:tcPr>
+          <w:p>
+            <w:pPr>
+              <w:jc w:val="left"/>
+            </w:pPr>
+            <w:r>
+              <w:rPr>
+                <w:rFonts w:ascii="Calibri" w:cs="Calibri" w:eastAsia="Calibri" w:hAnsi="Calibri"/>
+                <w:b w:val="false"/>
+                <w:bCs w:val="false"/>
+                <w:color w:val="000000"/>
+                <w:sz w:val="20"/>
+                <w:szCs w:val="20"/>
+              </w:rPr>
+              <w:t xml:space="preserve">1,247</w:t>
+            </w:r>
+          </w:p>
+        </w:tc>
+      </w:tr>
+      <w:tr>
+        <w:tc>
+          <w:tcPr>
+            <w:tcW w:type="dxa" w:w="4600"/>
+            <w:tcMar>
+              <w:top w:type="dxa" w:w="80"/>
+              <w:left w:type="dxa" w:w="120"/>
+              <w:bottom w:type="dxa" w:w="80"/>
+              <w:right w:type="dxa" w:w="120"/>
+            </w:tcMar>
+            <w:vAlign w:val="center"/>
+          </w:tcPr>
+          <w:p>
+            <w:pPr>
+              <w:jc w:val="left"/>
+            </w:pPr>
+            <w:r>
+              <w:rPr>
+                <w:rFonts w:ascii="Calibri" w:cs="Calibri" w:eastAsia="Calibri" w:hAnsi="Calibri"/>
+                <w:b w:val="false"/>
+                <w:bCs w:val="false"/>
+                <w:color w:val="000000"/>
+                <w:sz w:val="20"/>
+                <w:szCs w:val="20"/>
+              </w:rPr>
+              <w:t xml:space="preserve">Premium At-Risk CLV per customer</w:t>
+            </w:r>
+          </w:p>
+        </w:tc>
+        <w:tc>
+          <w:tcPr>
+            <w:tcW w:type="dxa" w:w="4400"/>
+            <w:tcMar>
+              <w:top w:type="dxa" w:w="80"/>
+              <w:left w:type="dxa" w:w="120"/>
+              <w:bottom w:type="dxa" w:w="80"/>
+              <w:right w:type="dxa" w:w="120"/>
+            </w:tcMar>
+            <w:vAlign w:val="center"/>
+          </w:tcPr>
+          <w:p>
+            <w:pPr>
+              <w:jc w:val="left"/>
+            </w:pPr>
+            <w:r>
+              <w:rPr>
+                <w:rFonts w:ascii="Calibri" w:cs="Calibri" w:eastAsia="Calibri" w:hAnsi="Calibri"/>
+                <w:b w:val="false"/>
+                <w:bCs w:val="false"/>
+                <w:color w:val="000000"/>
+                <w:sz w:val="20"/>
+                <w:szCs w:val="20"/>
+              </w:rPr>
+              <w:t xml:space="preserve">$12,892</w:t>
+            </w:r>
+          </w:p>
+        </w:tc>
+      </w:tr>
+      <w:tr>
+        <w:tc>
+          <w:tcPr>
+            <w:tcW w:type="dxa" w:w="4600"/>
+            <w:shd w:fill="EEF2F7" w:val="clear"/>
+            <w:tcMar>
+              <w:top w:type="dxa" w:w="80"/>
+              <w:left w:type="dxa" w:w="120"/>
+              <w:bottom w:type="dxa" w:w="80"/>
+              <w:right w:type="dxa" w:w="120"/>
+            </w:tcMar>
+            <w:vAlign w:val="center"/>
+          </w:tcPr>
+          <w:p>
+            <w:pPr>
+              <w:jc w:val="left"/>
+            </w:pPr>
+            <w:r>
+              <w:rPr>
+                <w:rFonts w:ascii="Calibri" w:cs="Calibri" w:eastAsia="Calibri" w:hAnsi="Calibri"/>
+                <w:b w:val="false"/>
+                <w:bCs w:val="false"/>
+                <w:color w:val="000000"/>
+                <w:sz w:val="20"/>
+                <w:szCs w:val="20"/>
+              </w:rPr>
+              <w:t xml:space="preserve">Premium At-Risk total CLV exposure</w:t>
+            </w:r>
+          </w:p>
+        </w:tc>
+        <w:tc>
+          <w:tcPr>
+            <w:tcW w:type="dxa" w:w="4400"/>
+            <w:shd w:fill="EEF2F7" w:val="clear"/>
+            <w:tcMar>
+              <w:top w:type="dxa" w:w="80"/>
+              <w:left w:type="dxa" w:w="120"/>
+              <w:bottom w:type="dxa" w:w="80"/>
+              <w:right w:type="dxa" w:w="120"/>
+            </w:tcMar>
+            <w:vAlign w:val="center"/>
+          </w:tcPr>
+          <w:p>
+            <w:pPr>
+              <w:jc w:val="left"/>
+            </w:pPr>
+            <w:r>
+              <w:rPr>
+                <w:rFonts w:ascii="Calibri" w:cs="Calibri" w:eastAsia="Calibri" w:hAnsi="Calibri"/>
+                <w:b w:val="false"/>
+                <w:bCs w:val="false"/>
+                <w:color w:val="000000"/>
+                <w:sz w:val="20"/>
+                <w:szCs w:val="20"/>
+              </w:rPr>
+              <w:t xml:space="preserve">$16,076,745</w:t>
+            </w:r>
+          </w:p>
+        </w:tc>
+      </w:tr>
+    </w:tbl>
+    <w:p>
+      <w:pPr>
+        <w:spacing w:after="260" w:before="80"/>
+        <w:jc w:val="center"/>
+      </w:pPr>
+      <w:r>
+        <w:rPr>
+          <w:rFonts w:ascii="Calibri" w:cs="Calibri" w:eastAsia="Calibri" w:hAnsi="Calibri"/>
+          <w:i/>
+          <w:iCs/>
+          <w:color w:val="6B7280"/>
+          <w:sz w:val="19"/>
+          <w:szCs w:val="19"/>
+        </w:rPr>
+        <w:t xml:space="preserve">Table 6. Portfolio-level revenue exposure (illustrative assumptions: 2.5% NIM, $150/product/year)</w:t>
       </w:r>
     </w:p>
     <w:p>
@@ -6672,7 +7160,7 @@
           <w:sz w:val="22"/>
           <w:szCs w:val="22"/>
         </w:rPr>
-        <w:t xml:space="preserve">These two segments carry the highest churn rates (36.7% and 30.5%) and the clearest intervention logic: re-engagement campaigns (app nudges, relationship-manager check-ins) for Inactive Disengaged customers, and white-glove retention outreach for the 1,247 Premium At-Risk customers given their $185.6M balance exposure.</w:t>
+        <w:t xml:space="preserve">At current churn rates, this portfolio is losing an estimated $4.36 million in annual margin every year to attrition. The 1,247 Premium At-Risk customers alone represent over $16 million in lifetime value exposure — more than a third of one year's entire portfolio margin concentrated in 12.5% of the customer base. This is the clearest possible argument for prioritizing that segment over broad, unsegmented retention spend.</w:t>
       </w:r>
     </w:p>
     <w:p>
@@ -6681,7 +7169,70 @@
         <w:spacing w:after="150" w:before="300"/>
       </w:pPr>
       <w:r>
-        <w:t xml:space="preserve">10.3 Stop treating credit card issuance as a retention initiative</w:t>
+        <w:t xml:space="preserve">10.3 CLV by Segment</w:t>
+      </w:r>
+    </w:p>
+    <w:p>
+      <w:pPr>
+        <w:spacing w:after="60" w:before="200"/>
+        <w:jc w:val="center"/>
+      </w:pPr>
+      <w:r>
+        <w:drawing>
+          <wp:inline distT="0" distB="0" distL="0" distR="0">
+            <wp:extent cx="4572000" cy="2743200"/>
+            <wp:effectExtent t="0" r="0" b="0" l="0"/>
+            <wp:docPr id="1" name="" descr="" title=""/>
+            <wp:cNvGraphicFramePr>
+              <a:graphicFrameLocks xmlns:a="http://schemas.openxmlformats.org/drawingml/2006/main" noChangeAspect="1"/>
+            </wp:cNvGraphicFramePr>
+            <a:graphic xmlns:a="http://schemas.openxmlformats.org/drawingml/2006/main">
+              <a:graphicData uri="http://schemas.openxmlformats.org/drawingml/2006/picture">
+                <pic:pic xmlns:pic="http://schemas.openxmlformats.org/drawingml/2006/picture">
+                  <pic:nvPicPr>
+                    <pic:cNvPr id="0" name="" descr=""/>
+                    <pic:cNvPicPr>
+                      <a:picLocks noChangeAspect="1" noChangeArrowheads="1"/>
+                    </pic:cNvPicPr>
+                  </pic:nvPicPr>
+                  <pic:blipFill>
+                    <a:blip r:embed="rId16" cstate="none"/>
+                    <a:srcRect/>
+                    <a:stretch>
+                      <a:fillRect/>
+                    </a:stretch>
+                  </pic:blipFill>
+                  <pic:spPr bwMode="auto">
+                    <a:xfrm>
+                      <a:off x="0" y="0"/>
+                      <a:ext cx="4572000" cy="2743200"/>
+                    </a:xfrm>
+                    <a:prstGeom prst="rect">
+                      <a:avLst/>
+                    </a:prstGeom>
+                  </pic:spPr>
+                </pic:pic>
+              </a:graphicData>
+            </a:graphic>
+          </wp:inline>
+        </w:drawing>
+      </w:r>
+    </w:p>
+    <w:p>
+      <w:pPr>
+        <w:spacing w:after="260" w:before="80"/>
+        <w:jc w:val="center"/>
+      </w:pPr>
+      <w:r>
+        <w:rPr>
+          <w:rFonts w:ascii="Calibri" w:cs="Calibri" w:eastAsia="Calibri" w:hAnsi="Calibri"/>
+          <w:i/>
+          <w:iCs/>
+          <w:color w:val="6B7280"/>
+          <w:sz w:val="19"/>
+          <w:szCs w:val="19"/>
+        </w:rPr>
+        <w:t xml:space="preserve">Figure 8. Estimated CLV per customer by engagement segment</w:t>
       </w:r>
     </w:p>
     <w:p>
@@ -6694,7 +7245,83 @@
           <w:sz w:val="22"/>
           <w:szCs w:val="22"/>
         </w:rPr>
-        <w:t xml:space="preserve">Redirect budget currently aimed at credit card cross-sell-for-retention purposes toward the engagement-first initiatives above, since card ownership shows no measurable retention effect in this data.</w:t>
+        <w:t xml:space="preserve">The ranking here is counter-intuitive and important: Active Engaged customers have the lowest average annual margin of any segment ($1,637/year, because they hold lower average balances) but the highest CLV ($16,943), because they retain more than four times as long as Inactive Disengaged customers. Lifetime value is driven by retention duration at least as much as by immediate account value — reinforcing this paper's central argument that engagement, not balance, is the metric to optimize.</w:t>
+      </w:r>
+    </w:p>
+    <w:p>
+      <w:pPr>
+        <w:spacing w:after="60" w:before="200"/>
+        <w:jc w:val="center"/>
+      </w:pPr>
+      <w:r>
+        <w:drawing>
+          <wp:inline distT="0" distB="0" distL="0" distR="0">
+            <wp:extent cx="4191000" cy="2667000"/>
+            <wp:effectExtent t="0" r="0" b="0" l="0"/>
+            <wp:docPr id="1" name="" descr="" title=""/>
+            <wp:cNvGraphicFramePr>
+              <a:graphicFrameLocks xmlns:a="http://schemas.openxmlformats.org/drawingml/2006/main" noChangeAspect="1"/>
+            </wp:cNvGraphicFramePr>
+            <a:graphic xmlns:a="http://schemas.openxmlformats.org/drawingml/2006/main">
+              <a:graphicData uri="http://schemas.openxmlformats.org/drawingml/2006/picture">
+                <pic:pic xmlns:pic="http://schemas.openxmlformats.org/drawingml/2006/picture">
+                  <pic:nvPicPr>
+                    <pic:cNvPr id="0" name="" descr=""/>
+                    <pic:cNvPicPr>
+                      <a:picLocks noChangeAspect="1" noChangeArrowheads="1"/>
+                    </pic:cNvPicPr>
+                  </pic:nvPicPr>
+                  <pic:blipFill>
+                    <a:blip r:embed="rId17" cstate="none"/>
+                    <a:srcRect/>
+                    <a:stretch>
+                      <a:fillRect/>
+                    </a:stretch>
+                  </pic:blipFill>
+                  <pic:spPr bwMode="auto">
+                    <a:xfrm>
+                      <a:off x="0" y="0"/>
+                      <a:ext cx="4191000" cy="2667000"/>
+                    </a:xfrm>
+                    <a:prstGeom prst="rect">
+                      <a:avLst/>
+                    </a:prstGeom>
+                  </pic:spPr>
+                </pic:pic>
+              </a:graphicData>
+            </a:graphic>
+          </wp:inline>
+        </w:drawing>
+      </w:r>
+    </w:p>
+    <w:p>
+      <w:pPr>
+        <w:spacing w:after="260" w:before="80"/>
+        <w:jc w:val="center"/>
+      </w:pPr>
+      <w:r>
+        <w:rPr>
+          <w:rFonts w:ascii="Calibri" w:cs="Calibri" w:eastAsia="Calibri" w:hAnsi="Calibri"/>
+          <w:i/>
+          <w:iCs/>
+          <w:color w:val="6B7280"/>
+          <w:sz w:val="19"/>
+          <w:szCs w:val="19"/>
+        </w:rPr>
+        <w:t xml:space="preserve">Figure 9. Estimated CLV per customer by Relationship Strength Index tier</w:t>
+      </w:r>
+    </w:p>
+    <w:p>
+      <w:pPr>
+        <w:spacing w:after="180" w:line="276"/>
+      </w:pPr>
+      <w:r>
+        <w:rPr>
+          <w:rFonts w:ascii="Calibri" w:cs="Calibri" w:eastAsia="Calibri" w:hAnsi="Calibri"/>
+          <w:sz w:val="22"/>
+          <w:szCs w:val="22"/>
+        </w:rPr>
+        <w:t xml:space="preserve">RSI shows the same pattern in a single number: Strong-tier customers are worth an estimated $17,111 in lifetime value versus $6,453 for Weak-tier customers — a 2.7x spread, computed from a score built entirely from two fields the bank already has (activity status and product count).</w:t>
       </w:r>
     </w:p>
     <w:p>
@@ -6703,7 +7330,7 @@
         <w:spacing w:after="150" w:before="300"/>
       </w:pPr>
       <w:r>
-        <w:t xml:space="preserve">10.4 Adopt the Relationship Strength Index as an ongoing CRM metric</w:t>
+        <w:t xml:space="preserve">10.4 Illustrative Retention Campaign ROI</w:t>
       </w:r>
     </w:p>
     <w:p>
@@ -6716,7 +7343,742 @@
           <w:sz w:val="22"/>
           <w:szCs w:val="22"/>
         </w:rPr>
-        <w:t xml:space="preserve">RSI is cheap to compute (built from two fields already captured at account level), updates in real time, and shows a 3–4x churn spread between tiers. Recommend surfacing RSI directly in the relationship-manager dashboard delivered alongside this paper.</w:t>
+        <w:t xml:space="preserve">To make the KPIs actionable, two of the recommendations from Section 11 were run through a simple ROI simulator: campaign cost = customers targeted × cost per customer; expected value saved = (customers targeted × assumed churn-rate reduction) × that segment's CLV per customer.</w:t>
+      </w:r>
+    </w:p>
+    <w:tbl>
+      <w:tblPr>
+        <w:tblW w:type="dxa" w:w="10000"/>
+        <w:tblBorders>
+          <w:top w:val="single" w:color="auto" w:sz="4"/>
+          <w:left w:val="single" w:color="auto" w:sz="4"/>
+          <w:bottom w:val="single" w:color="auto" w:sz="4"/>
+          <w:right w:val="single" w:color="auto" w:sz="4"/>
+          <w:insideH w:val="single" w:color="auto" w:sz="4"/>
+          <w:insideV w:val="single" w:color="auto" w:sz="4"/>
+        </w:tblBorders>
+      </w:tblPr>
+      <w:tblGrid>
+        <w:gridCol w:w="2400"/>
+        <w:gridCol w:w="1000"/>
+        <w:gridCol w:w="1550"/>
+        <w:gridCol w:w="1400"/>
+        <w:gridCol w:w="1650"/>
+        <w:gridCol w:w="1400"/>
+        <w:gridCol w:w="600"/>
+      </w:tblGrid>
+      <w:tr>
+        <w:trPr>
+          <w:tblHeader/>
+        </w:trPr>
+        <w:tc>
+          <w:tcPr>
+            <w:tcW w:type="dxa" w:w="2400"/>
+            <w:shd w:fill="1E3A5F" w:val="clear"/>
+            <w:tcMar>
+              <w:top w:type="dxa" w:w="80"/>
+              <w:left w:type="dxa" w:w="120"/>
+              <w:bottom w:type="dxa" w:w="80"/>
+              <w:right w:type="dxa" w:w="120"/>
+            </w:tcMar>
+            <w:vAlign w:val="center"/>
+          </w:tcPr>
+          <w:p>
+            <w:pPr>
+              <w:jc w:val="left"/>
+            </w:pPr>
+            <w:r>
+              <w:rPr>
+                <w:rFonts w:ascii="Calibri" w:cs="Calibri" w:eastAsia="Calibri" w:hAnsi="Calibri"/>
+                <w:b/>
+                <w:bCs/>
+                <w:color w:val="FFFFFF"/>
+                <w:sz w:val="20"/>
+                <w:szCs w:val="20"/>
+              </w:rPr>
+              <w:t xml:space="preserve">Scenario</w:t>
+            </w:r>
+          </w:p>
+        </w:tc>
+        <w:tc>
+          <w:tcPr>
+            <w:tcW w:type="dxa" w:w="1000"/>
+            <w:shd w:fill="1E3A5F" w:val="clear"/>
+            <w:tcMar>
+              <w:top w:type="dxa" w:w="80"/>
+              <w:left w:type="dxa" w:w="120"/>
+              <w:bottom w:type="dxa" w:w="80"/>
+              <w:right w:type="dxa" w:w="120"/>
+            </w:tcMar>
+            <w:vAlign w:val="center"/>
+          </w:tcPr>
+          <w:p>
+            <w:pPr>
+              <w:jc w:val="left"/>
+            </w:pPr>
+            <w:r>
+              <w:rPr>
+                <w:rFonts w:ascii="Calibri" w:cs="Calibri" w:eastAsia="Calibri" w:hAnsi="Calibri"/>
+                <w:b/>
+                <w:bCs/>
+                <w:color w:val="FFFFFF"/>
+                <w:sz w:val="20"/>
+                <w:szCs w:val="20"/>
+              </w:rPr>
+              <w:t xml:space="preserve">Targeted</w:t>
+            </w:r>
+          </w:p>
+        </w:tc>
+        <w:tc>
+          <w:tcPr>
+            <w:tcW w:type="dxa" w:w="1550"/>
+            <w:shd w:fill="1E3A5F" w:val="clear"/>
+            <w:tcMar>
+              <w:top w:type="dxa" w:w="80"/>
+              <w:left w:type="dxa" w:w="120"/>
+              <w:bottom w:type="dxa" w:w="80"/>
+              <w:right w:type="dxa" w:w="120"/>
+            </w:tcMar>
+            <w:vAlign w:val="center"/>
+          </w:tcPr>
+          <w:p>
+            <w:pPr>
+              <w:jc w:val="left"/>
+            </w:pPr>
+            <w:r>
+              <w:rPr>
+                <w:rFonts w:ascii="Calibri" w:cs="Calibri" w:eastAsia="Calibri" w:hAnsi="Calibri"/>
+                <w:b/>
+                <w:bCs/>
+                <w:color w:val="FFFFFF"/>
+                <w:sz w:val="20"/>
+                <w:szCs w:val="20"/>
+              </w:rPr>
+              <w:t xml:space="preserve">Assumed cost/reduction</w:t>
+            </w:r>
+          </w:p>
+        </w:tc>
+        <w:tc>
+          <w:tcPr>
+            <w:tcW w:type="dxa" w:w="1400"/>
+            <w:shd w:fill="1E3A5F" w:val="clear"/>
+            <w:tcMar>
+              <w:top w:type="dxa" w:w="80"/>
+              <w:left w:type="dxa" w:w="120"/>
+              <w:bottom w:type="dxa" w:w="80"/>
+              <w:right w:type="dxa" w:w="120"/>
+            </w:tcMar>
+            <w:vAlign w:val="center"/>
+          </w:tcPr>
+          <w:p>
+            <w:pPr>
+              <w:jc w:val="left"/>
+            </w:pPr>
+            <w:r>
+              <w:rPr>
+                <w:rFonts w:ascii="Calibri" w:cs="Calibri" w:eastAsia="Calibri" w:hAnsi="Calibri"/>
+                <w:b/>
+                <w:bCs/>
+                <w:color w:val="FFFFFF"/>
+                <w:sz w:val="20"/>
+                <w:szCs w:val="20"/>
+              </w:rPr>
+              <w:t xml:space="preserve">Campaign cost</w:t>
+            </w:r>
+          </w:p>
+        </w:tc>
+        <w:tc>
+          <w:tcPr>
+            <w:tcW w:type="dxa" w:w="1650"/>
+            <w:shd w:fill="1E3A5F" w:val="clear"/>
+            <w:tcMar>
+              <w:top w:type="dxa" w:w="80"/>
+              <w:left w:type="dxa" w:w="120"/>
+              <w:bottom w:type="dxa" w:w="80"/>
+              <w:right w:type="dxa" w:w="120"/>
+            </w:tcMar>
+            <w:vAlign w:val="center"/>
+          </w:tcPr>
+          <w:p>
+            <w:pPr>
+              <w:jc w:val="left"/>
+            </w:pPr>
+            <w:r>
+              <w:rPr>
+                <w:rFonts w:ascii="Calibri" w:cs="Calibri" w:eastAsia="Calibri" w:hAnsi="Calibri"/>
+                <w:b/>
+                <w:bCs/>
+                <w:color w:val="FFFFFF"/>
+                <w:sz w:val="20"/>
+                <w:szCs w:val="20"/>
+              </w:rPr>
+              <w:t xml:space="preserve">Expected value saved</w:t>
+            </w:r>
+          </w:p>
+        </w:tc>
+        <w:tc>
+          <w:tcPr>
+            <w:tcW w:type="dxa" w:w="1400"/>
+            <w:shd w:fill="1E3A5F" w:val="clear"/>
+            <w:tcMar>
+              <w:top w:type="dxa" w:w="80"/>
+              <w:left w:type="dxa" w:w="120"/>
+              <w:bottom w:type="dxa" w:w="80"/>
+              <w:right w:type="dxa" w:w="120"/>
+            </w:tcMar>
+            <w:vAlign w:val="center"/>
+          </w:tcPr>
+          <w:p>
+            <w:pPr>
+              <w:jc w:val="left"/>
+            </w:pPr>
+            <w:r>
+              <w:rPr>
+                <w:rFonts w:ascii="Calibri" w:cs="Calibri" w:eastAsia="Calibri" w:hAnsi="Calibri"/>
+                <w:b/>
+                <w:bCs/>
+                <w:color w:val="FFFFFF"/>
+                <w:sz w:val="20"/>
+                <w:szCs w:val="20"/>
+              </w:rPr>
+              <w:t xml:space="preserve">Net value</w:t>
+            </w:r>
+          </w:p>
+        </w:tc>
+        <w:tc>
+          <w:tcPr>
+            <w:tcW w:type="dxa" w:w="600"/>
+            <w:shd w:fill="1E3A5F" w:val="clear"/>
+            <w:tcMar>
+              <w:top w:type="dxa" w:w="80"/>
+              <w:left w:type="dxa" w:w="120"/>
+              <w:bottom w:type="dxa" w:w="80"/>
+              <w:right w:type="dxa" w:w="120"/>
+            </w:tcMar>
+            <w:vAlign w:val="center"/>
+          </w:tcPr>
+          <w:p>
+            <w:pPr>
+              <w:jc w:val="left"/>
+            </w:pPr>
+            <w:r>
+              <w:rPr>
+                <w:rFonts w:ascii="Calibri" w:cs="Calibri" w:eastAsia="Calibri" w:hAnsi="Calibri"/>
+                <w:b/>
+                <w:bCs/>
+                <w:color w:val="FFFFFF"/>
+                <w:sz w:val="20"/>
+                <w:szCs w:val="20"/>
+              </w:rPr>
+              <w:t xml:space="preserve">ROI</w:t>
+            </w:r>
+          </w:p>
+        </w:tc>
+      </w:tr>
+      <w:tr>
+        <w:tc>
+          <w:tcPr>
+            <w:tcW w:type="dxa" w:w="2400"/>
+            <w:tcMar>
+              <w:top w:type="dxa" w:w="80"/>
+              <w:left w:type="dxa" w:w="120"/>
+              <w:bottom w:type="dxa" w:w="80"/>
+              <w:right w:type="dxa" w:w="120"/>
+            </w:tcMar>
+            <w:vAlign w:val="center"/>
+          </w:tcPr>
+          <w:p>
+            <w:pPr>
+              <w:jc w:val="left"/>
+            </w:pPr>
+            <w:r>
+              <w:rPr>
+                <w:rFonts w:ascii="Calibri" w:cs="Calibri" w:eastAsia="Calibri" w:hAnsi="Calibri"/>
+                <w:b w:val="false"/>
+                <w:bCs w:val="false"/>
+                <w:color w:val="000000"/>
+                <w:sz w:val="20"/>
+                <w:szCs w:val="20"/>
+              </w:rPr>
+              <w:t xml:space="preserve">Premium At-Risk outreach</w:t>
+            </w:r>
+          </w:p>
+        </w:tc>
+        <w:tc>
+          <w:tcPr>
+            <w:tcW w:type="dxa" w:w="1000"/>
+            <w:tcMar>
+              <w:top w:type="dxa" w:w="80"/>
+              <w:left w:type="dxa" w:w="120"/>
+              <w:bottom w:type="dxa" w:w="80"/>
+              <w:right w:type="dxa" w:w="120"/>
+            </w:tcMar>
+            <w:vAlign w:val="center"/>
+          </w:tcPr>
+          <w:p>
+            <w:pPr>
+              <w:jc w:val="left"/>
+            </w:pPr>
+            <w:r>
+              <w:rPr>
+                <w:rFonts w:ascii="Calibri" w:cs="Calibri" w:eastAsia="Calibri" w:hAnsi="Calibri"/>
+                <w:b w:val="false"/>
+                <w:bCs w:val="false"/>
+                <w:color w:val="000000"/>
+                <w:sz w:val="20"/>
+                <w:szCs w:val="20"/>
+              </w:rPr>
+              <w:t xml:space="preserve">1,247</w:t>
+            </w:r>
+          </w:p>
+        </w:tc>
+        <w:tc>
+          <w:tcPr>
+            <w:tcW w:type="dxa" w:w="1550"/>
+            <w:tcMar>
+              <w:top w:type="dxa" w:w="80"/>
+              <w:left w:type="dxa" w:w="120"/>
+              <w:bottom w:type="dxa" w:w="80"/>
+              <w:right w:type="dxa" w:w="120"/>
+            </w:tcMar>
+            <w:vAlign w:val="center"/>
+          </w:tcPr>
+          <w:p>
+            <w:pPr>
+              <w:jc w:val="left"/>
+            </w:pPr>
+            <w:r>
+              <w:rPr>
+                <w:rFonts w:ascii="Calibri" w:cs="Calibri" w:eastAsia="Calibri" w:hAnsi="Calibri"/>
+                <w:b w:val="false"/>
+                <w:bCs w:val="false"/>
+                <w:color w:val="000000"/>
+                <w:sz w:val="20"/>
+                <w:szCs w:val="20"/>
+              </w:rPr>
+              <w:t xml:space="preserve">$50/cust., 5pp</w:t>
+            </w:r>
+          </w:p>
+        </w:tc>
+        <w:tc>
+          <w:tcPr>
+            <w:tcW w:type="dxa" w:w="1400"/>
+            <w:tcMar>
+              <w:top w:type="dxa" w:w="80"/>
+              <w:left w:type="dxa" w:w="120"/>
+              <w:bottom w:type="dxa" w:w="80"/>
+              <w:right w:type="dxa" w:w="120"/>
+            </w:tcMar>
+            <w:vAlign w:val="center"/>
+          </w:tcPr>
+          <w:p>
+            <w:pPr>
+              <w:jc w:val="left"/>
+            </w:pPr>
+            <w:r>
+              <w:rPr>
+                <w:rFonts w:ascii="Calibri" w:cs="Calibri" w:eastAsia="Calibri" w:hAnsi="Calibri"/>
+                <w:b w:val="false"/>
+                <w:bCs w:val="false"/>
+                <w:color w:val="000000"/>
+                <w:sz w:val="20"/>
+                <w:szCs w:val="20"/>
+              </w:rPr>
+              <w:t xml:space="preserve">$62,350</w:t>
+            </w:r>
+          </w:p>
+        </w:tc>
+        <w:tc>
+          <w:tcPr>
+            <w:tcW w:type="dxa" w:w="1650"/>
+            <w:tcMar>
+              <w:top w:type="dxa" w:w="80"/>
+              <w:left w:type="dxa" w:w="120"/>
+              <w:bottom w:type="dxa" w:w="80"/>
+              <w:right w:type="dxa" w:w="120"/>
+            </w:tcMar>
+            <w:vAlign w:val="center"/>
+          </w:tcPr>
+          <w:p>
+            <w:pPr>
+              <w:jc w:val="left"/>
+            </w:pPr>
+            <w:r>
+              <w:rPr>
+                <w:rFonts w:ascii="Calibri" w:cs="Calibri" w:eastAsia="Calibri" w:hAnsi="Calibri"/>
+                <w:b w:val="false"/>
+                <w:bCs w:val="false"/>
+                <w:color w:val="000000"/>
+                <w:sz w:val="20"/>
+                <w:szCs w:val="20"/>
+              </w:rPr>
+              <w:t xml:space="preserve">$803,837</w:t>
+            </w:r>
+          </w:p>
+        </w:tc>
+        <w:tc>
+          <w:tcPr>
+            <w:tcW w:type="dxa" w:w="1400"/>
+            <w:tcMar>
+              <w:top w:type="dxa" w:w="80"/>
+              <w:left w:type="dxa" w:w="120"/>
+              <w:bottom w:type="dxa" w:w="80"/>
+              <w:right w:type="dxa" w:w="120"/>
+            </w:tcMar>
+            <w:vAlign w:val="center"/>
+          </w:tcPr>
+          <w:p>
+            <w:pPr>
+              <w:jc w:val="left"/>
+            </w:pPr>
+            <w:r>
+              <w:rPr>
+                <w:rFonts w:ascii="Calibri" w:cs="Calibri" w:eastAsia="Calibri" w:hAnsi="Calibri"/>
+                <w:b w:val="false"/>
+                <w:bCs w:val="false"/>
+                <w:color w:val="000000"/>
+                <w:sz w:val="20"/>
+                <w:szCs w:val="20"/>
+              </w:rPr>
+              <w:t xml:space="preserve">$741,487</w:t>
+            </w:r>
+          </w:p>
+        </w:tc>
+        <w:tc>
+          <w:tcPr>
+            <w:tcW w:type="dxa" w:w="600"/>
+            <w:tcMar>
+              <w:top w:type="dxa" w:w="80"/>
+              <w:left w:type="dxa" w:w="120"/>
+              <w:bottom w:type="dxa" w:w="80"/>
+              <w:right w:type="dxa" w:w="120"/>
+            </w:tcMar>
+            <w:vAlign w:val="center"/>
+          </w:tcPr>
+          <w:p>
+            <w:pPr>
+              <w:jc w:val="left"/>
+            </w:pPr>
+            <w:r>
+              <w:rPr>
+                <w:rFonts w:ascii="Calibri" w:cs="Calibri" w:eastAsia="Calibri" w:hAnsi="Calibri"/>
+                <w:b w:val="false"/>
+                <w:bCs w:val="false"/>
+                <w:color w:val="000000"/>
+                <w:sz w:val="20"/>
+                <w:szCs w:val="20"/>
+              </w:rPr>
+              <w:t xml:space="preserve">11.9x</w:t>
+            </w:r>
+          </w:p>
+        </w:tc>
+      </w:tr>
+      <w:tr>
+        <w:tc>
+          <w:tcPr>
+            <w:tcW w:type="dxa" w:w="2400"/>
+            <w:shd w:fill="EEF2F7" w:val="clear"/>
+            <w:tcMar>
+              <w:top w:type="dxa" w:w="80"/>
+              <w:left w:type="dxa" w:w="120"/>
+              <w:bottom w:type="dxa" w:w="80"/>
+              <w:right w:type="dxa" w:w="120"/>
+            </w:tcMar>
+            <w:vAlign w:val="center"/>
+          </w:tcPr>
+          <w:p>
+            <w:pPr>
+              <w:jc w:val="left"/>
+            </w:pPr>
+            <w:r>
+              <w:rPr>
+                <w:rFonts w:ascii="Calibri" w:cs="Calibri" w:eastAsia="Calibri" w:hAnsi="Calibri"/>
+                <w:b w:val="false"/>
+                <w:bCs w:val="false"/>
+                <w:color w:val="000000"/>
+                <w:sz w:val="20"/>
+                <w:szCs w:val="20"/>
+              </w:rPr>
+              <w:t xml:space="preserve">Inactive Disengaged re-engagement</w:t>
+            </w:r>
+          </w:p>
+        </w:tc>
+        <w:tc>
+          <w:tcPr>
+            <w:tcW w:type="dxa" w:w="1000"/>
+            <w:shd w:fill="EEF2F7" w:val="clear"/>
+            <w:tcMar>
+              <w:top w:type="dxa" w:w="80"/>
+              <w:left w:type="dxa" w:w="120"/>
+              <w:bottom w:type="dxa" w:w="80"/>
+              <w:right w:type="dxa" w:w="120"/>
+            </w:tcMar>
+            <w:vAlign w:val="center"/>
+          </w:tcPr>
+          <w:p>
+            <w:pPr>
+              <w:jc w:val="left"/>
+            </w:pPr>
+            <w:r>
+              <w:rPr>
+                <w:rFonts w:ascii="Calibri" w:cs="Calibri" w:eastAsia="Calibri" w:hAnsi="Calibri"/>
+                <w:b w:val="false"/>
+                <w:bCs w:val="false"/>
+                <w:color w:val="000000"/>
+                <w:sz w:val="20"/>
+                <w:szCs w:val="20"/>
+              </w:rPr>
+              <w:t xml:space="preserve">2,521</w:t>
+            </w:r>
+          </w:p>
+        </w:tc>
+        <w:tc>
+          <w:tcPr>
+            <w:tcW w:type="dxa" w:w="1550"/>
+            <w:shd w:fill="EEF2F7" w:val="clear"/>
+            <w:tcMar>
+              <w:top w:type="dxa" w:w="80"/>
+              <w:left w:type="dxa" w:w="120"/>
+              <w:bottom w:type="dxa" w:w="80"/>
+              <w:right w:type="dxa" w:w="120"/>
+            </w:tcMar>
+            <w:vAlign w:val="center"/>
+          </w:tcPr>
+          <w:p>
+            <w:pPr>
+              <w:jc w:val="left"/>
+            </w:pPr>
+            <w:r>
+              <w:rPr>
+                <w:rFonts w:ascii="Calibri" w:cs="Calibri" w:eastAsia="Calibri" w:hAnsi="Calibri"/>
+                <w:b w:val="false"/>
+                <w:bCs w:val="false"/>
+                <w:color w:val="000000"/>
+                <w:sz w:val="20"/>
+                <w:szCs w:val="20"/>
+              </w:rPr>
+              <w:t xml:space="preserve">$30/cust., 8pp</w:t>
+            </w:r>
+          </w:p>
+        </w:tc>
+        <w:tc>
+          <w:tcPr>
+            <w:tcW w:type="dxa" w:w="1400"/>
+            <w:shd w:fill="EEF2F7" w:val="clear"/>
+            <w:tcMar>
+              <w:top w:type="dxa" w:w="80"/>
+              <w:left w:type="dxa" w:w="120"/>
+              <w:bottom w:type="dxa" w:w="80"/>
+              <w:right w:type="dxa" w:w="120"/>
+            </w:tcMar>
+            <w:vAlign w:val="center"/>
+          </w:tcPr>
+          <w:p>
+            <w:pPr>
+              <w:jc w:val="left"/>
+            </w:pPr>
+            <w:r>
+              <w:rPr>
+                <w:rFonts w:ascii="Calibri" w:cs="Calibri" w:eastAsia="Calibri" w:hAnsi="Calibri"/>
+                <w:b w:val="false"/>
+                <w:bCs w:val="false"/>
+                <w:color w:val="000000"/>
+                <w:sz w:val="20"/>
+                <w:szCs w:val="20"/>
+              </w:rPr>
+              <w:t xml:space="preserve">$75,630</w:t>
+            </w:r>
+          </w:p>
+        </w:tc>
+        <w:tc>
+          <w:tcPr>
+            <w:tcW w:type="dxa" w:w="1650"/>
+            <w:shd w:fill="EEF2F7" w:val="clear"/>
+            <w:tcMar>
+              <w:top w:type="dxa" w:w="80"/>
+              <w:left w:type="dxa" w:w="120"/>
+              <w:bottom w:type="dxa" w:w="80"/>
+              <w:right w:type="dxa" w:w="120"/>
+            </w:tcMar>
+            <w:vAlign w:val="center"/>
+          </w:tcPr>
+          <w:p>
+            <w:pPr>
+              <w:jc w:val="left"/>
+            </w:pPr>
+            <w:r>
+              <w:rPr>
+                <w:rFonts w:ascii="Calibri" w:cs="Calibri" w:eastAsia="Calibri" w:hAnsi="Calibri"/>
+                <w:b w:val="false"/>
+                <w:bCs w:val="false"/>
+                <w:color w:val="000000"/>
+                <w:sz w:val="20"/>
+                <w:szCs w:val="20"/>
+              </w:rPr>
+              <w:t xml:space="preserve">$1,433,357</w:t>
+            </w:r>
+          </w:p>
+        </w:tc>
+        <w:tc>
+          <w:tcPr>
+            <w:tcW w:type="dxa" w:w="1400"/>
+            <w:shd w:fill="EEF2F7" w:val="clear"/>
+            <w:tcMar>
+              <w:top w:type="dxa" w:w="80"/>
+              <w:left w:type="dxa" w:w="120"/>
+              <w:bottom w:type="dxa" w:w="80"/>
+              <w:right w:type="dxa" w:w="120"/>
+            </w:tcMar>
+            <w:vAlign w:val="center"/>
+          </w:tcPr>
+          <w:p>
+            <w:pPr>
+              <w:jc w:val="left"/>
+            </w:pPr>
+            <w:r>
+              <w:rPr>
+                <w:rFonts w:ascii="Calibri" w:cs="Calibri" w:eastAsia="Calibri" w:hAnsi="Calibri"/>
+                <w:b w:val="false"/>
+                <w:bCs w:val="false"/>
+                <w:color w:val="000000"/>
+                <w:sz w:val="20"/>
+                <w:szCs w:val="20"/>
+              </w:rPr>
+              <w:t xml:space="preserve">$1,357,727</w:t>
+            </w:r>
+          </w:p>
+        </w:tc>
+        <w:tc>
+          <w:tcPr>
+            <w:tcW w:type="dxa" w:w="600"/>
+            <w:shd w:fill="EEF2F7" w:val="clear"/>
+            <w:tcMar>
+              <w:top w:type="dxa" w:w="80"/>
+              <w:left w:type="dxa" w:w="120"/>
+              <w:bottom w:type="dxa" w:w="80"/>
+              <w:right w:type="dxa" w:w="120"/>
+            </w:tcMar>
+            <w:vAlign w:val="center"/>
+          </w:tcPr>
+          <w:p>
+            <w:pPr>
+              <w:jc w:val="left"/>
+            </w:pPr>
+            <w:r>
+              <w:rPr>
+                <w:rFonts w:ascii="Calibri" w:cs="Calibri" w:eastAsia="Calibri" w:hAnsi="Calibri"/>
+                <w:b w:val="false"/>
+                <w:bCs w:val="false"/>
+                <w:color w:val="000000"/>
+                <w:sz w:val="20"/>
+                <w:szCs w:val="20"/>
+              </w:rPr>
+              <w:t xml:space="preserve">18.0x</w:t>
+            </w:r>
+          </w:p>
+        </w:tc>
+      </w:tr>
+    </w:tbl>
+    <w:p>
+      <w:pPr>
+        <w:spacing w:after="260" w:before="80"/>
+        <w:jc w:val="center"/>
+      </w:pPr>
+      <w:r>
+        <w:rPr>
+          <w:rFonts w:ascii="Calibri" w:cs="Calibri" w:eastAsia="Calibri" w:hAnsi="Calibri"/>
+          <w:i/>
+          <w:iCs/>
+          <w:color w:val="6B7280"/>
+          <w:sz w:val="19"/>
+          <w:szCs w:val="19"/>
+        </w:rPr>
+        <w:t xml:space="preserve">Table 7. Illustrative campaign ROI simulations (assumptions clearly stated; not a guarantee of results)</w:t>
+      </w:r>
+    </w:p>
+    <w:p>
+      <w:pPr>
+        <w:spacing w:after="60" w:before="200"/>
+        <w:jc w:val="center"/>
+      </w:pPr>
+      <w:r>
+        <w:drawing>
+          <wp:inline distT="0" distB="0" distL="0" distR="0">
+            <wp:extent cx="4572000" cy="2743200"/>
+            <wp:effectExtent t="0" r="0" b="0" l="0"/>
+            <wp:docPr id="1" name="" descr="" title=""/>
+            <wp:cNvGraphicFramePr>
+              <a:graphicFrameLocks xmlns:a="http://schemas.openxmlformats.org/drawingml/2006/main" noChangeAspect="1"/>
+            </wp:cNvGraphicFramePr>
+            <a:graphic xmlns:a="http://schemas.openxmlformats.org/drawingml/2006/main">
+              <a:graphicData uri="http://schemas.openxmlformats.org/drawingml/2006/picture">
+                <pic:pic xmlns:pic="http://schemas.openxmlformats.org/drawingml/2006/picture">
+                  <pic:nvPicPr>
+                    <pic:cNvPr id="0" name="" descr=""/>
+                    <pic:cNvPicPr>
+                      <a:picLocks noChangeAspect="1" noChangeArrowheads="1"/>
+                    </pic:cNvPicPr>
+                  </pic:nvPicPr>
+                  <pic:blipFill>
+                    <a:blip r:embed="rId18" cstate="none"/>
+                    <a:srcRect/>
+                    <a:stretch>
+                      <a:fillRect/>
+                    </a:stretch>
+                  </pic:blipFill>
+                  <pic:spPr bwMode="auto">
+                    <a:xfrm>
+                      <a:off x="0" y="0"/>
+                      <a:ext cx="4572000" cy="2743200"/>
+                    </a:xfrm>
+                    <a:prstGeom prst="rect">
+                      <a:avLst/>
+                    </a:prstGeom>
+                  </pic:spPr>
+                </pic:pic>
+              </a:graphicData>
+            </a:graphic>
+          </wp:inline>
+        </w:drawing>
+      </w:r>
+    </w:p>
+    <w:p>
+      <w:pPr>
+        <w:spacing w:after="260" w:before="80"/>
+        <w:jc w:val="center"/>
+      </w:pPr>
+      <w:r>
+        <w:rPr>
+          <w:rFonts w:ascii="Calibri" w:cs="Calibri" w:eastAsia="Calibri" w:hAnsi="Calibri"/>
+          <w:i/>
+          <w:iCs/>
+          <w:color w:val="6B7280"/>
+          <w:sz w:val="19"/>
+          <w:szCs w:val="19"/>
+        </w:rPr>
+        <w:t xml:space="preserve">Figure 10. Campaign cost vs. expected value saved, both illustrative scenarios</w:t>
+      </w:r>
+    </w:p>
+    <w:p>
+      <w:pPr>
+        <w:spacing w:after="180" w:line="276"/>
+      </w:pPr>
+      <w:r>
+        <w:rPr>
+          <w:rFonts w:ascii="Calibri" w:cs="Calibri" w:eastAsia="Calibri" w:hAnsi="Calibri"/>
+          <w:sz w:val="22"/>
+          <w:szCs w:val="22"/>
+        </w:rPr>
+        <w:t xml:space="preserve">Both scenarios show strongly positive expected ROI even under conservative effectiveness assumptions (5–8 percentage points of churn reduction, well below the gap already observed between engagement segments). This does not guarantee a real campaign will perform this well — churn_reduction_pp is an assumption, not a measured effect — but it does show that the economics comfortably support piloting these interventions and measuring actual impact against this baseline. The interactive version of this simulator is available in the dashboard's “Business Impact” tab, where the cost and effectiveness assumptions can be adjusted live.</w:t>
+      </w:r>
+    </w:p>
+    <w:p>
+      <w:pPr>
+        <w:pStyle w:val="Heading1"/>
+        <w:spacing w:after="200" w:before="400"/>
+      </w:pPr>
+      <w:r>
+        <w:t xml:space="preserve">11. Recommendations</w:t>
       </w:r>
     </w:p>
     <w:p>
@@ -6725,7 +8087,95 @@
         <w:spacing w:after="150" w:before="300"/>
       </w:pPr>
       <w:r>
-        <w:t xml:space="preserve">10.5 Open a market-specific review for Germany</w:t>
+        <w:t xml:space="preserve">11.1 Investigate, don't expand, the 3–4 product segment</w:t>
+      </w:r>
+    </w:p>
+    <w:p>
+      <w:pPr>
+        <w:spacing w:after="180" w:line="276"/>
+      </w:pPr>
+      <w:r>
+        <w:rPr>
+          <w:rFonts w:ascii="Calibri" w:cs="Calibri" w:eastAsia="Calibri" w:hAnsi="Calibri"/>
+          <w:sz w:val="22"/>
+          <w:szCs w:val="22"/>
+        </w:rPr>
+        <w:t xml:space="preserve">Pause cross-sell pushes toward a 3rd or 4th product until the root cause of the 82.7–100% churn rate is understood. Recommend a targeted satisfaction survey or complaint-log review for the 326 affected customers before any further bundling campaigns.</w:t>
+      </w:r>
+    </w:p>
+    <w:p>
+      <w:pPr>
+        <w:pStyle w:val="Heading2"/>
+        <w:spacing w:after="150" w:before="300"/>
+      </w:pPr>
+      <w:r>
+        <w:t xml:space="preserve">11.2 Prioritize the Inactive Disengaged and Premium At-Risk segments</w:t>
+      </w:r>
+    </w:p>
+    <w:p>
+      <w:pPr>
+        <w:spacing w:after="180" w:line="276"/>
+      </w:pPr>
+      <w:r>
+        <w:rPr>
+          <w:rFonts w:ascii="Calibri" w:cs="Calibri" w:eastAsia="Calibri" w:hAnsi="Calibri"/>
+          <w:sz w:val="22"/>
+          <w:szCs w:val="22"/>
+        </w:rPr>
+        <w:t xml:space="preserve">These two segments carry the highest churn rates (36.7% and 30.5%) and the clearest intervention logic: re-engagement campaigns (app nudges, relationship-manager check-ins) for Inactive Disengaged customers, and white-glove retention outreach for the 1,247 Premium At-Risk customers given their estimated $16.1M in lifetime value exposure (Section 10.2).</w:t>
+      </w:r>
+    </w:p>
+    <w:p>
+      <w:pPr>
+        <w:pStyle w:val="Heading2"/>
+        <w:spacing w:after="150" w:before="300"/>
+      </w:pPr>
+      <w:r>
+        <w:t xml:space="preserve">11.3 Stop treating credit card issuance as a retention initiative</w:t>
+      </w:r>
+    </w:p>
+    <w:p>
+      <w:pPr>
+        <w:spacing w:after="180" w:line="276"/>
+      </w:pPr>
+      <w:r>
+        <w:rPr>
+          <w:rFonts w:ascii="Calibri" w:cs="Calibri" w:eastAsia="Calibri" w:hAnsi="Calibri"/>
+          <w:sz w:val="22"/>
+          <w:szCs w:val="22"/>
+        </w:rPr>
+        <w:t xml:space="preserve">Redirect budget currently aimed at credit card cross-sell-for-retention purposes toward the engagement-first initiatives above, since card ownership shows no measurable retention effect in this data.</w:t>
+      </w:r>
+    </w:p>
+    <w:p>
+      <w:pPr>
+        <w:pStyle w:val="Heading2"/>
+        <w:spacing w:after="150" w:before="300"/>
+      </w:pPr>
+      <w:r>
+        <w:t xml:space="preserve">11.4 Adopt the Relationship Strength Index as an ongoing CRM metric</w:t>
+      </w:r>
+    </w:p>
+    <w:p>
+      <w:pPr>
+        <w:spacing w:after="180" w:line="276"/>
+      </w:pPr>
+      <w:r>
+        <w:rPr>
+          <w:rFonts w:ascii="Calibri" w:cs="Calibri" w:eastAsia="Calibri" w:hAnsi="Calibri"/>
+          <w:sz w:val="22"/>
+          <w:szCs w:val="22"/>
+        </w:rPr>
+        <w:t xml:space="preserve">RSI is cheap to compute (built from two fields already captured at account level), updates in real time, and shows a 3–4x churn spread between tiers. Recommend surfacing RSI directly in the relationship-manager dashboard delivered alongside this paper.</w:t>
+      </w:r>
+    </w:p>
+    <w:p>
+      <w:pPr>
+        <w:pStyle w:val="Heading2"/>
+        <w:spacing w:after="150" w:before="300"/>
+      </w:pPr>
+      <w:r>
+        <w:t xml:space="preserve">11.5 Open a market-specific review for Germany</w:t>
       </w:r>
     </w:p>
     <w:p>
@@ -6747,7 +8197,7 @@
         <w:spacing w:after="200" w:before="400"/>
       </w:pPr>
       <w:r>
-        <w:t xml:space="preserve">11. Limitations</w:t>
+        <w:t xml:space="preserve">12. Limitations</w:t>
       </w:r>
     </w:p>
     <w:p>
@@ -6828,7 +8278,7 @@
         <w:spacing w:after="200" w:before="400"/>
       </w:pPr>
       <w:r>
-        <w:t xml:space="preserve">12. Conclusion</w:t>
+        <w:t xml:space="preserve">13. Conclusion</w:t>
       </w:r>
     </w:p>
     <w:p>
